--- a/lab_algos5/report.docx
+++ b/lab_algos5/report.docx
@@ -220,8 +220,8 @@
       </w:tblPr>
       <w:tblGrid>
         <w:gridCol w:w="5188"/>
-        <w:gridCol w:w="1876"/>
-        <w:gridCol w:w="2574"/>
+        <w:gridCol w:w="1875"/>
+        <w:gridCol w:w="2575"/>
       </w:tblGrid>
       <w:tr>
         <w:trPr/>
@@ -234,7 +234,7 @@
           </w:tcPr>
           <w:p>
             <w:pPr>
-              <w:pStyle w:val="user1"/>
+              <w:pStyle w:val="Style14"/>
               <w:bidi w:val="0"/>
               <w:spacing w:lineRule="auto" w:line="360"/>
               <w:jc w:val="center"/>
@@ -264,7 +264,7 @@
           </w:p>
           <w:p>
             <w:pPr>
-              <w:pStyle w:val="user1"/>
+              <w:pStyle w:val="Style14"/>
               <w:bidi w:val="0"/>
               <w:spacing w:lineRule="auto" w:line="360"/>
               <w:jc w:val="center"/>
@@ -292,7 +292,7 @@
           </w:p>
           <w:p>
             <w:pPr>
-              <w:pStyle w:val="user1"/>
+              <w:pStyle w:val="Style14"/>
               <w:bidi w:val="0"/>
               <w:spacing w:lineRule="auto" w:line="360"/>
               <w:jc w:val="center"/>
@@ -330,7 +330,7 @@
           </w:tcPr>
           <w:p>
             <w:pPr>
-              <w:pStyle w:val="user1"/>
+              <w:pStyle w:val="Style14"/>
               <w:bidi w:val="0"/>
               <w:spacing w:lineRule="auto" w:line="360"/>
               <w:jc w:val="center"/>
@@ -353,23 +353,12 @@
                 <w:sz w:val="28"/>
                 <w:szCs w:val="28"/>
               </w:rPr>
-              <w:t>по лабораторной работе №</w:t>
-            </w:r>
-            <w:r>
-              <w:rPr>
-                <w:rFonts w:ascii="Times New Roman" w:hAnsi="Times New Roman"/>
-                <w:b/>
-                <w:bCs w:val="false"/>
-                <w:iCs w:val="false"/>
-                <w:sz w:val="28"/>
-                <w:szCs w:val="28"/>
-              </w:rPr>
-              <w:t>5</w:t>
+              <w:t>по лабораторной работе №5</w:t>
             </w:r>
           </w:p>
           <w:p>
             <w:pPr>
-              <w:pStyle w:val="user1"/>
+              <w:pStyle w:val="Style14"/>
               <w:bidi w:val="0"/>
               <w:spacing w:lineRule="auto" w:line="360"/>
               <w:jc w:val="center"/>
@@ -407,7 +396,7 @@
           </w:tcPr>
           <w:p>
             <w:pPr>
-              <w:pStyle w:val="user1"/>
+              <w:pStyle w:val="Style14"/>
               <w:bidi w:val="0"/>
               <w:spacing w:lineRule="auto" w:line="360"/>
               <w:jc w:val="center"/>
@@ -430,29 +419,7 @@
                 <w:sz w:val="28"/>
                 <w:szCs w:val="28"/>
               </w:rPr>
-              <w:t>Тема: «</w:t>
-            </w:r>
-            <w:r>
-              <w:rPr>
-                <w:rFonts w:ascii="Times New Roman" w:hAnsi="Times New Roman"/>
-                <w:b/>
-                <w:bCs w:val="false"/>
-                <w:iCs w:val="false"/>
-                <w:sz w:val="28"/>
-                <w:szCs w:val="28"/>
-              </w:rPr>
-              <w:t>Деревья</w:t>
-            </w:r>
-            <w:r>
-              <w:rPr>
-                <w:rFonts w:ascii="Times New Roman" w:hAnsi="Times New Roman"/>
-                <w:b/>
-                <w:bCs w:val="false"/>
-                <w:iCs w:val="false"/>
-                <w:sz w:val="28"/>
-                <w:szCs w:val="28"/>
-              </w:rPr>
-              <w:t>»</w:t>
+              <w:t>Тема: «Деревья»</w:t>
             </w:r>
           </w:p>
         </w:tc>
@@ -469,7 +436,7 @@
           </w:tcPr>
           <w:p>
             <w:pPr>
-              <w:pStyle w:val="user1"/>
+              <w:pStyle w:val="Style14"/>
               <w:bidi w:val="0"/>
               <w:spacing w:lineRule="auto" w:line="360"/>
               <w:jc w:val="start"/>
@@ -497,7 +464,7 @@
           </w:p>
           <w:p>
             <w:pPr>
-              <w:pStyle w:val="user1"/>
+              <w:pStyle w:val="Style14"/>
               <w:bidi w:val="0"/>
               <w:spacing w:lineRule="auto" w:line="360"/>
               <w:jc w:val="start"/>
@@ -525,7 +492,7 @@
           </w:p>
           <w:p>
             <w:pPr>
-              <w:pStyle w:val="user1"/>
+              <w:pStyle w:val="Style14"/>
               <w:bidi w:val="0"/>
               <w:spacing w:lineRule="auto" w:line="360"/>
               <w:jc w:val="start"/>
@@ -553,7 +520,7 @@
           </w:p>
           <w:p>
             <w:pPr>
-              <w:pStyle w:val="user1"/>
+              <w:pStyle w:val="Style14"/>
               <w:bidi w:val="0"/>
               <w:spacing w:lineRule="auto" w:line="360"/>
               <w:jc w:val="start"/>
@@ -581,7 +548,7 @@
           </w:p>
           <w:p>
             <w:pPr>
-              <w:pStyle w:val="user1"/>
+              <w:pStyle w:val="Style14"/>
               <w:bidi w:val="0"/>
               <w:spacing w:lineRule="auto" w:line="360"/>
               <w:jc w:val="start"/>
@@ -609,7 +576,7 @@
           </w:p>
           <w:p>
             <w:pPr>
-              <w:pStyle w:val="user1"/>
+              <w:pStyle w:val="Style14"/>
               <w:bidi w:val="0"/>
               <w:spacing w:lineRule="auto" w:line="360"/>
               <w:jc w:val="start"/>
@@ -646,7 +613,7 @@
           </w:tcPr>
           <w:p>
             <w:pPr>
-              <w:pStyle w:val="user1"/>
+              <w:pStyle w:val="Style14"/>
               <w:bidi w:val="0"/>
               <w:spacing w:lineRule="auto" w:line="360"/>
               <w:jc w:val="start"/>
@@ -674,7 +641,7 @@
           </w:p>
           <w:p>
             <w:pPr>
-              <w:pStyle w:val="user1"/>
+              <w:pStyle w:val="Style14"/>
               <w:bidi w:val="0"/>
               <w:spacing w:lineRule="auto" w:line="360"/>
               <w:jc w:val="start"/>
@@ -705,12 +672,12 @@
         </w:tc>
         <w:tc>
           <w:tcPr>
-            <w:tcW w:w="1876" w:type="dxa"/>
+            <w:tcW w:w="1875" w:type="dxa"/>
             <w:tcBorders/>
           </w:tcPr>
           <w:p>
             <w:pPr>
-              <w:pStyle w:val="user1"/>
+              <w:pStyle w:val="Style14"/>
               <w:bidi w:val="0"/>
               <w:spacing w:lineRule="auto" w:line="360"/>
               <w:jc w:val="center"/>
@@ -739,7 +706,7 @@
         </w:tc>
         <w:tc>
           <w:tcPr>
-            <w:tcW w:w="2574" w:type="dxa"/>
+            <w:tcW w:w="2575" w:type="dxa"/>
             <w:tcBorders/>
             <w:vAlign w:val="center"/>
           </w:tcPr>
@@ -777,7 +744,7 @@
           </w:tcPr>
           <w:p>
             <w:pPr>
-              <w:pStyle w:val="user1"/>
+              <w:pStyle w:val="Style14"/>
               <w:bidi w:val="0"/>
               <w:spacing w:lineRule="auto" w:line="360"/>
               <w:jc w:val="start"/>
@@ -806,7 +773,7 @@
         </w:tc>
         <w:tc>
           <w:tcPr>
-            <w:tcW w:w="1876" w:type="dxa"/>
+            <w:tcW w:w="1875" w:type="dxa"/>
             <w:tcBorders>
               <w:top w:val="single" w:sz="4" w:space="0" w:color="000000"/>
             </w:tcBorders>
@@ -819,7 +786,7 @@
           </w:tcPr>
           <w:p>
             <w:pPr>
-              <w:pStyle w:val="user1"/>
+              <w:pStyle w:val="Style14"/>
               <w:bidi w:val="0"/>
               <w:spacing w:lineRule="auto" w:line="360"/>
               <w:jc w:val="center"/>
@@ -847,12 +814,12 @@
         </w:tc>
         <w:tc>
           <w:tcPr>
-            <w:tcW w:w="2574" w:type="dxa"/>
+            <w:tcW w:w="2575" w:type="dxa"/>
             <w:tcBorders/>
           </w:tcPr>
           <w:p>
             <w:pPr>
-              <w:pStyle w:val="user1"/>
+              <w:pStyle w:val="Style14"/>
               <w:bidi w:val="0"/>
               <w:spacing w:lineRule="auto" w:line="360"/>
               <w:jc w:val="start"/>
@@ -889,7 +856,7 @@
           </w:tcPr>
           <w:p>
             <w:pPr>
-              <w:pStyle w:val="user1"/>
+              <w:pStyle w:val="Style14"/>
               <w:bidi w:val="0"/>
               <w:spacing w:lineRule="auto" w:line="360"/>
               <w:jc w:val="start"/>
@@ -917,7 +884,7 @@
           </w:p>
           <w:p>
             <w:pPr>
-              <w:pStyle w:val="user1"/>
+              <w:pStyle w:val="Style14"/>
               <w:bidi w:val="0"/>
               <w:spacing w:lineRule="auto" w:line="360"/>
               <w:jc w:val="start"/>
@@ -946,7 +913,7 @@
         </w:tc>
         <w:tc>
           <w:tcPr>
-            <w:tcW w:w="1876" w:type="dxa"/>
+            <w:tcW w:w="1875" w:type="dxa"/>
             <w:tcBorders/>
             <w:tcMar>
               <w:top w:w="55" w:type="dxa"/>
@@ -957,7 +924,7 @@
           </w:tcPr>
           <w:p>
             <w:pPr>
-              <w:pStyle w:val="user1"/>
+              <w:pStyle w:val="Style14"/>
               <w:bidi w:val="0"/>
               <w:spacing w:lineRule="auto" w:line="360"/>
               <w:jc w:val="center"/>
@@ -986,13 +953,13 @@
         </w:tc>
         <w:tc>
           <w:tcPr>
-            <w:tcW w:w="2574" w:type="dxa"/>
+            <w:tcW w:w="2575" w:type="dxa"/>
             <w:tcBorders/>
             <w:vAlign w:val="center"/>
           </w:tcPr>
           <w:p>
             <w:pPr>
-              <w:pStyle w:val="user1"/>
+              <w:pStyle w:val="Style14"/>
               <w:bidi w:val="0"/>
               <w:spacing w:lineRule="auto" w:line="360"/>
               <w:jc w:val="center"/>
@@ -1029,7 +996,7 @@
           </w:tcPr>
           <w:p>
             <w:pPr>
-              <w:pStyle w:val="user1"/>
+              <w:pStyle w:val="Style14"/>
               <w:bidi w:val="0"/>
               <w:spacing w:lineRule="auto" w:line="360"/>
               <w:jc w:val="start"/>
@@ -1058,7 +1025,7 @@
         </w:tc>
         <w:tc>
           <w:tcPr>
-            <w:tcW w:w="1876" w:type="dxa"/>
+            <w:tcW w:w="1875" w:type="dxa"/>
             <w:tcBorders>
               <w:top w:val="single" w:sz="4" w:space="0" w:color="000000"/>
             </w:tcBorders>
@@ -1071,7 +1038,7 @@
           </w:tcPr>
           <w:p>
             <w:pPr>
-              <w:pStyle w:val="user1"/>
+              <w:pStyle w:val="Style14"/>
               <w:bidi w:val="0"/>
               <w:spacing w:lineRule="auto" w:line="360"/>
               <w:jc w:val="center"/>
@@ -1099,13 +1066,13 @@
         </w:tc>
         <w:tc>
           <w:tcPr>
-            <w:tcW w:w="2574" w:type="dxa"/>
+            <w:tcW w:w="2575" w:type="dxa"/>
             <w:tcBorders/>
             <w:vAlign w:val="center"/>
           </w:tcPr>
           <w:p>
             <w:pPr>
-              <w:pStyle w:val="user1"/>
+              <w:pStyle w:val="Style14"/>
               <w:bidi w:val="0"/>
               <w:spacing w:lineRule="auto" w:line="360"/>
               <w:jc w:val="center"/>
@@ -1137,12 +1104,14 @@
     <w:p>
       <w:pPr>
         <w:sectPr>
+          <w:footerReference w:type="default" r:id="rId3"/>
           <w:type w:val="nextPage"/>
           <w:pgSz w:w="11906" w:h="16838"/>
-          <w:pgMar w:left="1134" w:right="1134" w:gutter="0" w:header="0" w:top="1134" w:footer="0" w:bottom="1134"/>
+          <w:pgMar w:left="1134" w:right="1134" w:gutter="0" w:header="0" w:top="1134" w:footer="1134" w:bottom="1693"/>
           <w:pgNumType w:fmt="decimal"/>
           <w:formProt w:val="false"/>
           <w:textDirection w:val="lrTb"/>
+          <w:docGrid w:type="default" w:linePitch="100" w:charSpace="0"/>
         </w:sectPr>
       </w:pPr>
     </w:p>
@@ -1194,26 +1163,27 @@
           </w:r>
           <w:r>
             <w:rPr>
-              <w:rStyle w:val="Style11"/>
+              <w:rStyle w:val="user"/>
             </w:rPr>
             <w:instrText xml:space="preserve"> TOC \f \o "1-9" \h</w:instrText>
           </w:r>
           <w:r>
             <w:rPr>
-              <w:rStyle w:val="Style11"/>
+              <w:rStyle w:val="user"/>
             </w:rPr>
             <w:fldChar w:fldCharType="separate"/>
           </w:r>
-          <w:hyperlink w:anchor="__RefHeading___Toc2668_1490251013" w:tooltip="Введение">
-            <w:r>
-              <w:rPr>
-                <w:rStyle w:val="Style11"/>
-              </w:rPr>
-              <w:t>Введение</w:t>
-              <w:tab/>
-              <w:t>3</w:t>
-            </w:r>
-          </w:hyperlink>
+          <w:r>
+            <w:rPr>
+              <w:rStyle w:val="user"/>
+            </w:rPr>
+            <w:t>Введение</w:t>
+          </w:r>
+          <w:r>
+            <w:rPr/>
+            <w:tab/>
+            <w:t>3</w:t>
+          </w:r>
         </w:p>
         <w:p>
           <w:pPr>
@@ -1226,82 +1196,66 @@
             <w:jc w:val="start"/>
             <w:rPr/>
           </w:pPr>
-          <w:hyperlink w:anchor="__RefHeading___Toc2670_1490251013" w:tooltip="Тексты программ">
-            <w:r>
-              <w:rPr>
-                <w:rStyle w:val="Style11"/>
-              </w:rPr>
-              <w:t>Тексты программ</w:t>
-              <w:tab/>
-              <w:t>4</w:t>
-            </w:r>
-          </w:hyperlink>
+          <w:r>
+            <w:rPr/>
+            <w:t>Тексты программ</w:t>
+            <w:tab/>
+            <w:t>4</w:t>
+          </w:r>
         </w:p>
         <w:p>
           <w:pPr>
             <w:pStyle w:val="TOC2"/>
             <w:tabs>
-              <w:tab w:val="clear" w:pos="9638"/>
               <w:tab w:val="right" w:pos="9637" w:leader="dot"/>
+              <w:tab w:val="right" w:pos="9921" w:leader="dot"/>
             </w:tabs>
             <w:bidi w:val="0"/>
             <w:jc w:val="start"/>
             <w:rPr/>
           </w:pPr>
-          <w:hyperlink w:anchor="__RefHeading___Toc1578_2309238766" w:tooltip="BST">
-            <w:r>
-              <w:rPr>
-                <w:rStyle w:val="Style11"/>
-              </w:rPr>
-              <w:t>BST</w:t>
-              <w:tab/>
-              <w:t>4</w:t>
-            </w:r>
-          </w:hyperlink>
+          <w:r>
+            <w:rPr/>
+            <w:t>BST</w:t>
+            <w:tab/>
+            <w:t>4</w:t>
+          </w:r>
         </w:p>
         <w:p>
           <w:pPr>
             <w:pStyle w:val="TOC2"/>
             <w:tabs>
-              <w:tab w:val="clear" w:pos="9638"/>
               <w:tab w:val="right" w:pos="9637" w:leader="dot"/>
+              <w:tab w:val="right" w:pos="9921" w:leader="dot"/>
             </w:tabs>
             <w:bidi w:val="0"/>
             <w:jc w:val="start"/>
             <w:rPr/>
           </w:pPr>
-          <w:hyperlink w:anchor="__RefHeading___Toc1333_1517540343" w:tooltip="Реализация типов обхода дерева">
-            <w:r>
-              <w:rPr>
-                <w:rStyle w:val="Style11"/>
-              </w:rPr>
-              <w:t>Реализация типов обхода дерева</w:t>
-              <w:tab/>
-              <w:t>6</w:t>
-            </w:r>
-          </w:hyperlink>
+          <w:r>
+            <w:rPr/>
+            <w:t>Реализация типов обхода дерева</w:t>
+            <w:tab/>
+            <w:t>6</w:t>
+          </w:r>
         </w:p>
         <w:p>
           <w:pPr>
             <w:pStyle w:val="TOC2"/>
             <w:tabs>
-              <w:tab w:val="clear" w:pos="9638"/>
               <w:tab w:val="right" w:pos="9637" w:leader="dot"/>
+              <w:tab w:val="right" w:pos="9921" w:leader="dot"/>
             </w:tabs>
             <w:bidi w:val="0"/>
             <w:jc w:val="start"/>
             <w:rPr/>
           </w:pPr>
-          <w:hyperlink w:anchor="__RefHeading___Toc1592_2309238766" w:tooltip="5 задач с Leetcode">
-            <w:r>
-              <w:rPr>
-                <w:rStyle w:val="Style11"/>
-              </w:rPr>
-              <w:t>5 задач с Leetcode</w:t>
-              <w:tab/>
-              <w:t>8</w:t>
-            </w:r>
-          </w:hyperlink>
+          <w:r>
+            <w:rPr/>
+            <w:t>5 задач с Leetcode</w:t>
+            <w:tab/>
+            <w:t>8</w:t>
+          </w:r>
         </w:p>
         <w:p>
           <w:pPr>
@@ -1311,30 +1265,27 @@
               <w:tab w:val="right" w:pos="9637" w:leader="dot"/>
             </w:tabs>
             <w:bidi w:val="0"/>
+            <w:spacing w:before="0" w:after="0"/>
             <w:jc w:val="start"/>
             <w:rPr/>
           </w:pPr>
-          <w:hyperlink w:anchor="__RefHeading___Toc2688_1490251013" w:tooltip="Заключение">
-            <w:r>
-              <w:rPr>
-                <w:rStyle w:val="Style11"/>
-              </w:rPr>
-              <w:t>Заключение</w:t>
-              <w:tab/>
-              <w:t>13</w:t>
-            </w:r>
-          </w:hyperlink>
           <w:r>
-            <w:rPr>
-              <w:rStyle w:val="Style11"/>
-            </w:rPr>
+            <w:rPr/>
+            <w:t>Заключение</w:t>
+            <w:tab/>
+            <w:t>13</w:t>
+          </w:r>
+          <w:r>
+            <w:rPr/>
             <w:fldChar w:fldCharType="end"/>
           </w:r>
         </w:p>
         <w:p>
           <w:pPr>
             <w:sectPr>
-              <w:footerReference w:type="default" r:id="rId3"/>
+              <w:footerReference w:type="even" r:id="rId4"/>
+              <w:footerReference w:type="default" r:id="rId5"/>
+              <w:footerReference w:type="first" r:id="rId6"/>
               <w:type w:val="nextPage"/>
               <w:pgSz w:w="11906" w:h="16838"/>
               <w:pgMar w:left="1134" w:right="1134" w:gutter="0" w:header="0" w:top="1134" w:footer="0" w:bottom="1134"/>
@@ -1355,7 +1306,7 @@
         <w:pStyle w:val="Heading1"/>
         <w:numPr>
           <w:ilvl w:val="0"/>
-          <w:numId w:val="2"/>
+          <w:numId w:val="1"/>
         </w:numPr>
         <w:bidi w:val="0"/>
         <w:spacing w:lineRule="auto" w:line="360" w:before="0" w:after="120"/>
@@ -1414,15 +1365,7 @@
           <w:sz w:val="28"/>
           <w:szCs w:val="28"/>
         </w:rPr>
-        <w:t xml:space="preserve">Изучить </w:t>
-      </w:r>
-      <w:r>
-        <w:rPr>
-          <w:rFonts w:ascii="Times New Roman" w:hAnsi="Times New Roman"/>
-          <w:sz w:val="28"/>
-          <w:szCs w:val="28"/>
-        </w:rPr>
-        <w:t xml:space="preserve">деревья и реализовать их на практике. Работа была выполнена на языке программирования </w:t>
+        <w:t xml:space="preserve">Изучить деревья и реализовать их на практике. Работа была выполнена на языке программирования </w:t>
       </w:r>
       <w:r>
         <w:rPr>
@@ -1463,7 +1406,7 @@
         <w:pStyle w:val="Heading1"/>
         <w:numPr>
           <w:ilvl w:val="0"/>
-          <w:numId w:val="2"/>
+          <w:numId w:val="1"/>
         </w:numPr>
         <w:bidi w:val="0"/>
         <w:spacing w:lineRule="auto" w:line="360" w:before="0" w:after="120"/>
@@ -1516,7 +1459,7 @@
         <w:pStyle w:val="Heading2"/>
         <w:numPr>
           <w:ilvl w:val="1"/>
-          <w:numId w:val="2"/>
+          <w:numId w:val="1"/>
         </w:numPr>
         <w:bidi w:val="0"/>
         <w:ind w:hanging="0" w:start="0"/>
@@ -1563,7 +1506,7 @@
         <w:pStyle w:val="BodyText"/>
         <w:numPr>
           <w:ilvl w:val="2"/>
-          <w:numId w:val="2"/>
+          <w:numId w:val="1"/>
         </w:numPr>
         <w:bidi w:val="0"/>
         <w:spacing w:lineRule="auto" w:line="360" w:before="0" w:after="140"/>
@@ -1583,15 +1526,7 @@
           <w:sz w:val="28"/>
           <w:szCs w:val="28"/>
         </w:rPr>
-        <w:t xml:space="preserve">В ходе выполнения лабораторной работы необходимо было реализовать бинарное дерево поиска. </w:t>
-      </w:r>
-      <w:r>
-        <w:rPr>
-          <w:rFonts w:ascii="Times New Roman" w:hAnsi="Times New Roman"/>
-          <w:sz w:val="28"/>
-          <w:szCs w:val="28"/>
-        </w:rPr>
-        <w:t>На рисунке 1 представлен тест программы.</w:t>
+        <w:t>В ходе выполнения лабораторной работы необходимо было реализовать бинарное дерево поиска. На рисунке 1 представлен тест программы.</w:t>
       </w:r>
     </w:p>
     <w:p>
@@ -3226,7 +3161,7 @@
                     </pic:cNvPicPr>
                   </pic:nvPicPr>
                   <pic:blipFill>
-                    <a:blip r:embed="rId4"/>
+                    <a:blip r:embed="rId7"/>
                     <a:stretch>
                       <a:fillRect/>
                     </a:stretch>
@@ -3273,9 +3208,10 @@
         <w:pStyle w:val="Heading2"/>
         <w:numPr>
           <w:ilvl w:val="1"/>
-          <w:numId w:val="2"/>
+          <w:numId w:val="1"/>
         </w:numPr>
         <w:bidi w:val="0"/>
+        <w:spacing w:before="0" w:after="120"/>
         <w:ind w:hanging="0" w:start="0"/>
         <w:jc w:val="center"/>
         <w:rPr>
@@ -3334,16 +3270,7 @@
           <w:szCs w:val="28"/>
           <w:lang w:val="ru-RU"/>
         </w:rPr>
-        <w:t xml:space="preserve">В лабораторной работе необходимо было реализовать 4 типа обхода дерева. </w:t>
-      </w:r>
-      <w:r>
-        <w:rPr>
-          <w:rFonts w:ascii="Times New Roman" w:hAnsi="Times New Roman"/>
-          <w:sz w:val="28"/>
-          <w:szCs w:val="28"/>
-          <w:lang w:val="ru-RU"/>
-        </w:rPr>
-        <w:t>Тест программы представлен на рисунке 2.</w:t>
+        <w:t>В лабораторной работе необходимо было реализовать 4 типа обхода дерева. Тест программы представлен на рисунке 2.</w:t>
       </w:r>
     </w:p>
     <w:p>
@@ -4861,7 +4788,7 @@
                     </pic:cNvPicPr>
                   </pic:nvPicPr>
                   <pic:blipFill>
-                    <a:blip r:embed="rId5"/>
+                    <a:blip r:embed="rId8"/>
                     <a:stretch>
                       <a:fillRect/>
                     </a:stretch>
@@ -4905,8 +4832,8 @@
       <w:r>
         <w:rPr>
           <w:rFonts w:ascii="Times New Roman" w:hAnsi="Times New Roman"/>
-          <w:sz w:val="28"/>
-          <w:szCs w:val="28"/>
+          <w:b w:val="false"/>
+          <w:bCs w:val="false"/>
           <w:lang w:val="ru-RU"/>
         </w:rPr>
       </w:r>
@@ -5065,7 +4992,12 @@
         </w:rPr>
       </w:pPr>
       <w:r>
-        <w:rPr/>
+        <w:rPr>
+          <w:rFonts w:ascii="Times New Roman" w:hAnsi="Times New Roman"/>
+          <w:sz w:val="28"/>
+          <w:szCs w:val="28"/>
+          <w:lang w:val="ru-RU"/>
+        </w:rPr>
       </w:r>
       <w:r>
         <w:br w:type="page"/>
@@ -5076,7 +5008,7 @@
         <w:pStyle w:val="Heading2"/>
         <w:numPr>
           <w:ilvl w:val="1"/>
-          <w:numId w:val="2"/>
+          <w:numId w:val="1"/>
         </w:numPr>
         <w:bidi w:val="0"/>
         <w:spacing w:before="0" w:after="120"/>
@@ -9404,7 +9336,7 @@
                     </pic:cNvPicPr>
                   </pic:nvPicPr>
                   <pic:blipFill>
-                    <a:blip r:embed="rId6"/>
+                    <a:blip r:embed="rId9"/>
                     <a:stretch>
                       <a:fillRect/>
                     </a:stretch>
@@ -9492,7 +9424,7 @@
         <w:pStyle w:val="Heading1"/>
         <w:numPr>
           <w:ilvl w:val="0"/>
-          <w:numId w:val="2"/>
+          <w:numId w:val="1"/>
         </w:numPr>
         <w:bidi w:val="0"/>
         <w:spacing w:lineRule="auto" w:line="360" w:before="0" w:after="120"/>
@@ -9554,27 +9486,9 @@
           <w:szCs w:val="28"/>
           <w:lang w:val="ru-RU"/>
         </w:rPr>
-        <w:t xml:space="preserve">В результате выполнения лабораторной работы мы </w:t>
-      </w:r>
-      <w:r>
-        <w:rPr>
-          <w:rFonts w:ascii="Times New Roman" w:hAnsi="Times New Roman"/>
-          <w:sz w:val="28"/>
-          <w:szCs w:val="28"/>
-          <w:lang w:val="ru-RU"/>
-        </w:rPr>
-        <w:t>узнали, что такое деревья и использовали их на практике</w:t>
-      </w:r>
-      <w:r>
-        <w:rPr>
-          <w:rFonts w:ascii="Times New Roman" w:hAnsi="Times New Roman"/>
-          <w:sz w:val="28"/>
-          <w:szCs w:val="28"/>
-          <w:lang w:val="ru-RU"/>
-        </w:rPr>
-        <w:t xml:space="preserve">. Ссылка на </w:t>
-      </w:r>
-      <w:hyperlink r:id="rId7">
+        <w:t xml:space="preserve">В результате выполнения лабораторной работы мы узнали, что такое деревья и использовали их на практике. Ссылка на </w:t>
+      </w:r>
+      <w:hyperlink r:id="rId10">
         <w:r>
           <w:rPr>
             <w:rStyle w:val="Hyperlink"/>
@@ -9597,8 +9511,9 @@
       </w:r>
     </w:p>
     <w:sectPr>
-      <w:footerReference w:type="default" r:id="rId8"/>
-      <w:footerReference w:type="first" r:id="rId9"/>
+      <w:footerReference w:type="even" r:id="rId11"/>
+      <w:footerReference w:type="default" r:id="rId12"/>
+      <w:footerReference w:type="first" r:id="rId13"/>
       <w:type w:val="nextPage"/>
       <w:pgSz w:w="11906" w:h="16838"/>
       <w:pgMar w:left="1134" w:right="1134" w:gutter="0" w:header="0" w:top="1134" w:footer="1134" w:bottom="1693"/>
@@ -9615,6 +9530,40 @@
 <w:ftr xmlns:o="urn:schemas-microsoft-com:office:office" xmlns:r="http://schemas.openxmlformats.org/officeDocument/2006/relationships" xmlns:v="urn:schemas-microsoft-com:vml" xmlns:w="http://schemas.openxmlformats.org/wordprocessingml/2006/main" xmlns:w10="urn:schemas-microsoft-com:office:word" xmlns:wp="http://schemas.openxmlformats.org/drawingml/2006/wordprocessingDrawing" xmlns:pic="http://schemas.openxmlformats.org/drawingml/2006/picture" xmlns:wps="http://schemas.microsoft.com/office/word/2010/wordprocessingShape" xmlns:wpg="http://schemas.microsoft.com/office/word/2010/wordprocessingGroup" xmlns:mc="http://schemas.openxmlformats.org/markup-compatibility/2006" xmlns:wp14="http://schemas.microsoft.com/office/word/2010/wordprocessingDrawing" xmlns:w14="http://schemas.microsoft.com/office/word/2010/wordml" xmlns:w15="http://schemas.microsoft.com/office/word/2012/wordml" mc:Ignorable="w14 wp14 w15">
   <w:p>
     <w:pPr>
+      <w:pStyle w:val="Footer"/>
+      <w:jc w:val="center"/>
+      <w:rPr>
+        <w:rFonts w:ascii="Times New Roman" w:hAnsi="Times New Roman"/>
+      </w:rPr>
+    </w:pPr>
+    <w:r>
+      <w:rPr>
+        <w:rFonts w:ascii="Times New Roman" w:hAnsi="Times New Roman"/>
+      </w:rPr>
+      <w:t>Москва, 2026</w:t>
+    </w:r>
+  </w:p>
+</w:ftr>
+</file>
+
+<file path=word/footer2.xml><?xml version="1.0" encoding="utf-8"?>
+<w:ftr xmlns:o="urn:schemas-microsoft-com:office:office" xmlns:r="http://schemas.openxmlformats.org/officeDocument/2006/relationships" xmlns:v="urn:schemas-microsoft-com:vml" xmlns:w="http://schemas.openxmlformats.org/wordprocessingml/2006/main" xmlns:w10="urn:schemas-microsoft-com:office:word" xmlns:wp="http://schemas.openxmlformats.org/drawingml/2006/wordprocessingDrawing" xmlns:pic="http://schemas.openxmlformats.org/drawingml/2006/picture" xmlns:wps="http://schemas.microsoft.com/office/word/2010/wordprocessingShape" xmlns:wpg="http://schemas.microsoft.com/office/word/2010/wordprocessingGroup" xmlns:mc="http://schemas.openxmlformats.org/markup-compatibility/2006" xmlns:wp14="http://schemas.microsoft.com/office/word/2010/wordprocessingDrawing" xmlns:w14="http://schemas.microsoft.com/office/word/2010/wordml" xmlns:w15="http://schemas.microsoft.com/office/word/2012/wordml" mc:Ignorable="w14 wp14 w15">
+  <w:p>
+    <w:pPr>
+      <w:pStyle w:val="Footer"/>
+      <w:rPr/>
+    </w:pPr>
+    <w:r>
+      <w:rPr/>
+    </w:r>
+  </w:p>
+</w:ftr>
+</file>
+
+<file path=word/footer3.xml><?xml version="1.0" encoding="utf-8"?>
+<w:ftr xmlns:o="urn:schemas-microsoft-com:office:office" xmlns:r="http://schemas.openxmlformats.org/officeDocument/2006/relationships" xmlns:v="urn:schemas-microsoft-com:vml" xmlns:w="http://schemas.openxmlformats.org/wordprocessingml/2006/main" xmlns:w10="urn:schemas-microsoft-com:office:word" xmlns:wp="http://schemas.openxmlformats.org/drawingml/2006/wordprocessingDrawing" xmlns:pic="http://schemas.openxmlformats.org/drawingml/2006/picture" xmlns:wps="http://schemas.microsoft.com/office/word/2010/wordprocessingShape" xmlns:wpg="http://schemas.microsoft.com/office/word/2010/wordprocessingGroup" xmlns:mc="http://schemas.openxmlformats.org/markup-compatibility/2006" xmlns:wp14="http://schemas.microsoft.com/office/word/2010/wordprocessingDrawing" xmlns:w14="http://schemas.microsoft.com/office/word/2010/wordml" xmlns:w15="http://schemas.microsoft.com/office/word/2012/wordml" mc:Ignorable="w14 wp14 w15">
+  <w:p>
+    <w:pPr>
       <w:pStyle w:val="Normal"/>
       <w:bidi w:val="0"/>
       <w:jc w:val="start"/>
@@ -9627,7 +9576,37 @@
 </w:ftr>
 </file>
 
-<file path=word/footer2.xml><?xml version="1.0" encoding="utf-8"?>
+<file path=word/footer4.xml><?xml version="1.0" encoding="utf-8"?>
+<w:ftr xmlns:o="urn:schemas-microsoft-com:office:office" xmlns:r="http://schemas.openxmlformats.org/officeDocument/2006/relationships" xmlns:v="urn:schemas-microsoft-com:vml" xmlns:w="http://schemas.openxmlformats.org/wordprocessingml/2006/main" xmlns:w10="urn:schemas-microsoft-com:office:word" xmlns:wp="http://schemas.openxmlformats.org/drawingml/2006/wordprocessingDrawing" xmlns:pic="http://schemas.openxmlformats.org/drawingml/2006/picture" xmlns:wps="http://schemas.microsoft.com/office/word/2010/wordprocessingShape" xmlns:wpg="http://schemas.microsoft.com/office/word/2010/wordprocessingGroup" xmlns:mc="http://schemas.openxmlformats.org/markup-compatibility/2006" xmlns:wp14="http://schemas.microsoft.com/office/word/2010/wordprocessingDrawing" xmlns:w14="http://schemas.microsoft.com/office/word/2010/wordml" xmlns:w15="http://schemas.microsoft.com/office/word/2012/wordml" mc:Ignorable="w14 wp14 w15">
+  <w:p>
+    <w:pPr>
+      <w:pStyle w:val="Normal"/>
+      <w:bidi w:val="0"/>
+      <w:jc w:val="start"/>
+      <w:rPr/>
+    </w:pPr>
+    <w:r>
+      <w:rPr/>
+    </w:r>
+  </w:p>
+</w:ftr>
+</file>
+
+<file path=word/footer5.xml><?xml version="1.0" encoding="utf-8"?>
+<w:ftr xmlns:o="urn:schemas-microsoft-com:office:office" xmlns:r="http://schemas.openxmlformats.org/officeDocument/2006/relationships" xmlns:v="urn:schemas-microsoft-com:vml" xmlns:w="http://schemas.openxmlformats.org/wordprocessingml/2006/main" xmlns:w10="urn:schemas-microsoft-com:office:word" xmlns:wp="http://schemas.openxmlformats.org/drawingml/2006/wordprocessingDrawing" xmlns:pic="http://schemas.openxmlformats.org/drawingml/2006/picture" xmlns:wps="http://schemas.microsoft.com/office/word/2010/wordprocessingShape" xmlns:wpg="http://schemas.microsoft.com/office/word/2010/wordprocessingGroup" xmlns:mc="http://schemas.openxmlformats.org/markup-compatibility/2006" xmlns:wp14="http://schemas.microsoft.com/office/word/2010/wordprocessingDrawing" xmlns:w14="http://schemas.microsoft.com/office/word/2010/wordml" xmlns:w15="http://schemas.microsoft.com/office/word/2012/wordml" mc:Ignorable="w14 wp14 w15">
+  <w:p>
+    <w:pPr>
+      <w:pStyle w:val="Footer"/>
+      <w:rPr/>
+    </w:pPr>
+    <w:r>
+      <w:rPr/>
+    </w:r>
+  </w:p>
+</w:ftr>
+</file>
+
+<file path=word/footer6.xml><?xml version="1.0" encoding="utf-8"?>
 <w:ftr xmlns:o="urn:schemas-microsoft-com:office:office" xmlns:r="http://schemas.openxmlformats.org/officeDocument/2006/relationships" xmlns:v="urn:schemas-microsoft-com:vml" xmlns:w="http://schemas.openxmlformats.org/wordprocessingml/2006/main" xmlns:w10="urn:schemas-microsoft-com:office:word" xmlns:wp="http://schemas.openxmlformats.org/drawingml/2006/wordprocessingDrawing" xmlns:pic="http://schemas.openxmlformats.org/drawingml/2006/picture" xmlns:wps="http://schemas.microsoft.com/office/word/2010/wordprocessingShape" xmlns:wpg="http://schemas.microsoft.com/office/word/2010/wordprocessingGroup" xmlns:mc="http://schemas.openxmlformats.org/markup-compatibility/2006" xmlns:wp14="http://schemas.microsoft.com/office/word/2010/wordprocessingDrawing" xmlns:w14="http://schemas.microsoft.com/office/word/2010/wordml" xmlns:w15="http://schemas.microsoft.com/office/word/2012/wordml" mc:Ignorable="w14 wp14 w15">
   <w:p>
     <w:pPr>
@@ -9650,7 +9629,7 @@
     </w:r>
     <w:r>
       <w:rPr/>
-      <w:t>13</w:t>
+      <w:t>4</w:t>
     </w:r>
     <w:r>
       <w:rPr/>
@@ -9660,9 +9639,36 @@
 </w:ftr>
 </file>
 
-<file path=word/footer3.xml><?xml version="1.0" encoding="utf-8"?>
+<file path=word/footer7.xml><?xml version="1.0" encoding="utf-8"?>
 <w:ftr xmlns:o="urn:schemas-microsoft-com:office:office" xmlns:r="http://schemas.openxmlformats.org/officeDocument/2006/relationships" xmlns:v="urn:schemas-microsoft-com:vml" xmlns:w="http://schemas.openxmlformats.org/wordprocessingml/2006/main" xmlns:w10="urn:schemas-microsoft-com:office:word" xmlns:wp="http://schemas.openxmlformats.org/drawingml/2006/wordprocessingDrawing" xmlns:pic="http://schemas.openxmlformats.org/drawingml/2006/picture" xmlns:wps="http://schemas.microsoft.com/office/word/2010/wordprocessingShape" xmlns:wpg="http://schemas.microsoft.com/office/word/2010/wordprocessingGroup" xmlns:mc="http://schemas.openxmlformats.org/markup-compatibility/2006" xmlns:wp14="http://schemas.microsoft.com/office/word/2010/wordprocessingDrawing" xmlns:w14="http://schemas.microsoft.com/office/word/2010/wordml" xmlns:w15="http://schemas.microsoft.com/office/word/2012/wordml" mc:Ignorable="w14 wp14 w15">
-  <w:p/>
+  <w:p>
+    <w:pPr>
+      <w:pStyle w:val="Footer"/>
+      <w:bidi w:val="0"/>
+      <w:jc w:val="center"/>
+      <w:rPr/>
+    </w:pPr>
+    <w:r>
+      <w:rPr/>
+      <w:fldChar w:fldCharType="begin"/>
+    </w:r>
+    <w:r>
+      <w:rPr/>
+      <w:instrText xml:space="preserve"> PAGE </w:instrText>
+    </w:r>
+    <w:r>
+      <w:rPr/>
+      <w:fldChar w:fldCharType="separate"/>
+    </w:r>
+    <w:r>
+      <w:rPr/>
+      <w:t>4</w:t>
+    </w:r>
+    <w:r>
+      <w:rPr/>
+      <w:fldChar w:fldCharType="end"/>
+    </w:r>
+  </w:p>
 </w:ftr>
 </file>
 
@@ -9673,125 +9679,6 @@
       <w:start w:val="1"/>
       <w:numFmt w:val="none"/>
       <w:suff w:val="nothing"/>
-      <w:lvlText w:val=""/>
-      <w:lvlJc w:val="start"/>
-      <w:pPr>
-        <w:tabs>
-          <w:tab w:val="num" w:pos="0"/>
-        </w:tabs>
-        <w:ind w:start="0" w:hanging="0"/>
-      </w:pPr>
-    </w:lvl>
-    <w:lvl w:ilvl="1">
-      <w:start w:val="1"/>
-      <w:numFmt w:val="none"/>
-      <w:suff w:val="nothing"/>
-      <w:lvlText w:val=""/>
-      <w:lvlJc w:val="start"/>
-      <w:pPr>
-        <w:tabs>
-          <w:tab w:val="num" w:pos="0"/>
-        </w:tabs>
-        <w:ind w:start="0" w:hanging="0"/>
-      </w:pPr>
-    </w:lvl>
-    <w:lvl w:ilvl="2">
-      <w:start w:val="1"/>
-      <w:numFmt w:val="none"/>
-      <w:suff w:val="nothing"/>
-      <w:lvlText w:val=""/>
-      <w:lvlJc w:val="start"/>
-      <w:pPr>
-        <w:tabs>
-          <w:tab w:val="num" w:pos="0"/>
-        </w:tabs>
-        <w:ind w:start="0" w:hanging="0"/>
-      </w:pPr>
-    </w:lvl>
-    <w:lvl w:ilvl="3">
-      <w:start w:val="1"/>
-      <w:numFmt w:val="none"/>
-      <w:suff w:val="nothing"/>
-      <w:lvlText w:val=""/>
-      <w:lvlJc w:val="start"/>
-      <w:pPr>
-        <w:tabs>
-          <w:tab w:val="num" w:pos="0"/>
-        </w:tabs>
-        <w:ind w:start="0" w:hanging="0"/>
-      </w:pPr>
-    </w:lvl>
-    <w:lvl w:ilvl="4">
-      <w:start w:val="1"/>
-      <w:numFmt w:val="none"/>
-      <w:suff w:val="nothing"/>
-      <w:lvlText w:val=""/>
-      <w:lvlJc w:val="start"/>
-      <w:pPr>
-        <w:tabs>
-          <w:tab w:val="num" w:pos="0"/>
-        </w:tabs>
-        <w:ind w:start="0" w:hanging="0"/>
-      </w:pPr>
-    </w:lvl>
-    <w:lvl w:ilvl="5">
-      <w:start w:val="1"/>
-      <w:numFmt w:val="none"/>
-      <w:suff w:val="nothing"/>
-      <w:lvlText w:val=""/>
-      <w:lvlJc w:val="start"/>
-      <w:pPr>
-        <w:tabs>
-          <w:tab w:val="num" w:pos="0"/>
-        </w:tabs>
-        <w:ind w:start="0" w:hanging="0"/>
-      </w:pPr>
-    </w:lvl>
-    <w:lvl w:ilvl="6">
-      <w:start w:val="1"/>
-      <w:numFmt w:val="none"/>
-      <w:suff w:val="nothing"/>
-      <w:lvlText w:val=""/>
-      <w:lvlJc w:val="start"/>
-      <w:pPr>
-        <w:tabs>
-          <w:tab w:val="num" w:pos="0"/>
-        </w:tabs>
-        <w:ind w:start="0" w:hanging="0"/>
-      </w:pPr>
-    </w:lvl>
-    <w:lvl w:ilvl="7">
-      <w:start w:val="1"/>
-      <w:numFmt w:val="none"/>
-      <w:suff w:val="nothing"/>
-      <w:lvlText w:val=""/>
-      <w:lvlJc w:val="start"/>
-      <w:pPr>
-        <w:tabs>
-          <w:tab w:val="num" w:pos="0"/>
-        </w:tabs>
-        <w:ind w:start="0" w:hanging="0"/>
-      </w:pPr>
-    </w:lvl>
-    <w:lvl w:ilvl="8">
-      <w:start w:val="1"/>
-      <w:numFmt w:val="none"/>
-      <w:suff w:val="nothing"/>
-      <w:lvlText w:val=""/>
-      <w:lvlJc w:val="start"/>
-      <w:pPr>
-        <w:tabs>
-          <w:tab w:val="num" w:pos="0"/>
-        </w:tabs>
-        <w:ind w:start="0" w:hanging="0"/>
-      </w:pPr>
-    </w:lvl>
-  </w:abstractNum>
-  <w:abstractNum w:abstractNumId="2">
-    <w:lvl w:ilvl="0">
-      <w:start w:val="1"/>
-      <w:numFmt w:val="none"/>
-      <w:suff w:val="nothing"/>
       <w:lvlText w:val="%1"/>
       <w:lvlJc w:val="start"/>
       <w:pPr>
@@ -9913,6 +9800,125 @@
         <w:ind w:start="0" w:hanging="0"/>
       </w:pPr>
       <w:rPr/>
+    </w:lvl>
+  </w:abstractNum>
+  <w:abstractNum w:abstractNumId="2">
+    <w:lvl w:ilvl="0">
+      <w:start w:val="1"/>
+      <w:numFmt w:val="none"/>
+      <w:suff w:val="nothing"/>
+      <w:lvlText w:val=""/>
+      <w:lvlJc w:val="start"/>
+      <w:pPr>
+        <w:tabs>
+          <w:tab w:val="num" w:pos="0"/>
+        </w:tabs>
+        <w:ind w:start="0" w:hanging="0"/>
+      </w:pPr>
+    </w:lvl>
+    <w:lvl w:ilvl="1">
+      <w:start w:val="1"/>
+      <w:numFmt w:val="none"/>
+      <w:suff w:val="nothing"/>
+      <w:lvlText w:val=""/>
+      <w:lvlJc w:val="start"/>
+      <w:pPr>
+        <w:tabs>
+          <w:tab w:val="num" w:pos="0"/>
+        </w:tabs>
+        <w:ind w:start="0" w:hanging="0"/>
+      </w:pPr>
+    </w:lvl>
+    <w:lvl w:ilvl="2">
+      <w:start w:val="1"/>
+      <w:numFmt w:val="none"/>
+      <w:suff w:val="nothing"/>
+      <w:lvlText w:val=""/>
+      <w:lvlJc w:val="start"/>
+      <w:pPr>
+        <w:tabs>
+          <w:tab w:val="num" w:pos="0"/>
+        </w:tabs>
+        <w:ind w:start="0" w:hanging="0"/>
+      </w:pPr>
+    </w:lvl>
+    <w:lvl w:ilvl="3">
+      <w:start w:val="1"/>
+      <w:numFmt w:val="none"/>
+      <w:suff w:val="nothing"/>
+      <w:lvlText w:val=""/>
+      <w:lvlJc w:val="start"/>
+      <w:pPr>
+        <w:tabs>
+          <w:tab w:val="num" w:pos="0"/>
+        </w:tabs>
+        <w:ind w:start="0" w:hanging="0"/>
+      </w:pPr>
+    </w:lvl>
+    <w:lvl w:ilvl="4">
+      <w:start w:val="1"/>
+      <w:numFmt w:val="none"/>
+      <w:suff w:val="nothing"/>
+      <w:lvlText w:val=""/>
+      <w:lvlJc w:val="start"/>
+      <w:pPr>
+        <w:tabs>
+          <w:tab w:val="num" w:pos="0"/>
+        </w:tabs>
+        <w:ind w:start="0" w:hanging="0"/>
+      </w:pPr>
+    </w:lvl>
+    <w:lvl w:ilvl="5">
+      <w:start w:val="1"/>
+      <w:numFmt w:val="none"/>
+      <w:suff w:val="nothing"/>
+      <w:lvlText w:val=""/>
+      <w:lvlJc w:val="start"/>
+      <w:pPr>
+        <w:tabs>
+          <w:tab w:val="num" w:pos="0"/>
+        </w:tabs>
+        <w:ind w:start="0" w:hanging="0"/>
+      </w:pPr>
+    </w:lvl>
+    <w:lvl w:ilvl="6">
+      <w:start w:val="1"/>
+      <w:numFmt w:val="none"/>
+      <w:suff w:val="nothing"/>
+      <w:lvlText w:val=""/>
+      <w:lvlJc w:val="start"/>
+      <w:pPr>
+        <w:tabs>
+          <w:tab w:val="num" w:pos="0"/>
+        </w:tabs>
+        <w:ind w:start="0" w:hanging="0"/>
+      </w:pPr>
+    </w:lvl>
+    <w:lvl w:ilvl="7">
+      <w:start w:val="1"/>
+      <w:numFmt w:val="none"/>
+      <w:suff w:val="nothing"/>
+      <w:lvlText w:val=""/>
+      <w:lvlJc w:val="start"/>
+      <w:pPr>
+        <w:tabs>
+          <w:tab w:val="num" w:pos="0"/>
+        </w:tabs>
+        <w:ind w:start="0" w:hanging="0"/>
+      </w:pPr>
+    </w:lvl>
+    <w:lvl w:ilvl="8">
+      <w:start w:val="1"/>
+      <w:numFmt w:val="none"/>
+      <w:suff w:val="nothing"/>
+      <w:lvlText w:val=""/>
+      <w:lvlJc w:val="start"/>
+      <w:pPr>
+        <w:tabs>
+          <w:tab w:val="num" w:pos="0"/>
+        </w:tabs>
+        <w:ind w:start="0" w:hanging="0"/>
+      </w:pPr>
     </w:lvl>
   </w:abstractNum>
   <w:num w:numId="1">
@@ -9938,7 +9944,6 @@
     </w:rPrDefault>
     <w:pPrDefault>
       <w:pPr>
-        <w:widowControl/>
         <w:suppressAutoHyphens w:val="true"/>
       </w:pPr>
     </w:pPrDefault>
@@ -9948,7 +9953,10 @@
     <w:qFormat/>
     <w:pPr>
       <w:widowControl/>
+      <w:suppressAutoHyphens w:val="true"/>
       <w:bidi w:val="0"/>
+      <w:spacing w:before="0" w:after="0"/>
+      <w:jc w:val="start"/>
     </w:pPr>
     <w:rPr>
       <w:rFonts w:ascii="Liberation Serif" w:hAnsi="Liberation Serif" w:eastAsia="NSimSun" w:cs="Arial"/>
@@ -9961,13 +9969,13 @@
   </w:style>
   <w:style w:type="paragraph" w:styleId="Heading1">
     <w:name w:val="heading 1"/>
-    <w:basedOn w:val="user4"/>
+    <w:basedOn w:val="Style12"/>
     <w:next w:val="BodyText"/>
     <w:qFormat/>
     <w:pPr>
       <w:numPr>
         <w:ilvl w:val="0"/>
-        <w:numId w:val="2"/>
+        <w:numId w:val="1"/>
       </w:numPr>
       <w:spacing w:before="240" w:after="120"/>
       <w:outlineLvl w:val="0"/>
@@ -9981,13 +9989,13 @@
   </w:style>
   <w:style w:type="paragraph" w:styleId="Heading2">
     <w:name w:val="heading 2"/>
-    <w:basedOn w:val="user4"/>
+    <w:basedOn w:val="Style12"/>
     <w:next w:val="BodyText"/>
     <w:qFormat/>
     <w:pPr>
       <w:numPr>
         <w:ilvl w:val="1"/>
-        <w:numId w:val="2"/>
+        <w:numId w:val="1"/>
       </w:numPr>
       <w:spacing w:before="200" w:after="120"/>
       <w:outlineLvl w:val="1"/>
@@ -10001,13 +10009,13 @@
   </w:style>
   <w:style w:type="paragraph" w:styleId="Heading3">
     <w:name w:val="heading 3"/>
-    <w:basedOn w:val="user4"/>
+    <w:basedOn w:val="Style12"/>
     <w:next w:val="BodyText"/>
     <w:qFormat/>
     <w:pPr>
       <w:numPr>
         <w:ilvl w:val="2"/>
-        <w:numId w:val="2"/>
+        <w:numId w:val="1"/>
       </w:numPr>
       <w:spacing w:before="140" w:after="120"/>
       <w:outlineLvl w:val="2"/>
@@ -10019,8 +10027,8 @@
       <w:szCs w:val="28"/>
     </w:rPr>
   </w:style>
-  <w:style w:type="character" w:styleId="user">
-    <w:name w:val="Ссылка указателя (user)"/>
+  <w:style w:type="character" w:styleId="Style11">
+    <w:name w:val="Ссылка указателя"/>
     <w:qFormat/>
     <w:rPr/>
   </w:style>
@@ -10031,8 +10039,8 @@
       <w:u w:val="single"/>
     </w:rPr>
   </w:style>
-  <w:style w:type="character" w:styleId="Style11">
-    <w:name w:val="Ссылка указателя"/>
+  <w:style w:type="character" w:styleId="user">
+    <w:name w:val="Ссылка указателя (user)"/>
     <w:qFormat/>
     <w:rPr/>
   </w:style>
@@ -10094,9 +10102,35 @@
       <w:rFonts w:cs="Arial"/>
     </w:rPr>
   </w:style>
+  <w:style w:type="paragraph" w:styleId="user1">
+    <w:name w:val="Заголовок (user)"/>
+    <w:basedOn w:val="Normal"/>
+    <w:next w:val="BodyText"/>
+    <w:qFormat/>
+    <w:pPr>
+      <w:keepNext w:val="true"/>
+      <w:spacing w:before="240" w:after="120"/>
+    </w:pPr>
+    <w:rPr>
+      <w:rFonts w:ascii="Liberation Sans" w:hAnsi="Liberation Sans" w:eastAsia="Microsoft YaHei" w:cs="Arial"/>
+      <w:sz w:val="28"/>
+      <w:szCs w:val="28"/>
+    </w:rPr>
+  </w:style>
+  <w:style w:type="paragraph" w:styleId="user2">
+    <w:name w:val="Указатель (user)"/>
+    <w:basedOn w:val="Normal"/>
+    <w:qFormat/>
+    <w:pPr>
+      <w:suppressLineNumbers/>
+    </w:pPr>
+    <w:rPr>
+      <w:rFonts w:cs="Arial"/>
+    </w:rPr>
+  </w:style>
   <w:style w:type="paragraph" w:styleId="TOC3">
     <w:name w:val="toc 3"/>
-    <w:basedOn w:val="user3"/>
+    <w:basedOn w:val="Style13"/>
     <w:pPr>
       <w:tabs>
         <w:tab w:val="clear" w:pos="709"/>
@@ -10108,7 +10142,7 @@
   </w:style>
   <w:style w:type="paragraph" w:styleId="TOC2">
     <w:name w:val="toc 2"/>
-    <w:basedOn w:val="user3"/>
+    <w:basedOn w:val="Style13"/>
     <w:pPr>
       <w:tabs>
         <w:tab w:val="clear" w:pos="709"/>
@@ -10120,7 +10154,7 @@
   </w:style>
   <w:style w:type="paragraph" w:styleId="TOC1">
     <w:name w:val="toc 1"/>
-    <w:basedOn w:val="user3"/>
+    <w:basedOn w:val="Style13"/>
     <w:pPr>
       <w:tabs>
         <w:tab w:val="clear" w:pos="709"/>
@@ -10132,7 +10166,7 @@
   </w:style>
   <w:style w:type="paragraph" w:styleId="IndexHeading">
     <w:name w:val="index heading"/>
-    <w:basedOn w:val="Style12"/>
+    <w:basedOn w:val="user1"/>
     <w:pPr>
       <w:suppressLineNumbers/>
       <w:ind w:hanging="0" w:start="0"/>
@@ -10159,8 +10193,8 @@
       <w:szCs w:val="32"/>
     </w:rPr>
   </w:style>
-  <w:style w:type="paragraph" w:styleId="user1">
-    <w:name w:val="Содержимое таблицы (user)"/>
+  <w:style w:type="paragraph" w:styleId="Style14">
+    <w:name w:val="Содержимое таблицы"/>
     <w:basedOn w:val="Normal"/>
     <w:qFormat/>
     <w:pPr>
@@ -10169,7 +10203,21 @@
     </w:pPr>
     <w:rPr/>
   </w:style>
-  <w:style w:type="paragraph" w:styleId="Style14">
+  <w:style w:type="paragraph" w:styleId="user3">
+    <w:name w:val="Колонтитулы (user)"/>
+    <w:basedOn w:val="Normal"/>
+    <w:qFormat/>
+    <w:pPr>
+      <w:suppressLineNumbers/>
+      <w:tabs>
+        <w:tab w:val="clear" w:pos="709"/>
+        <w:tab w:val="center" w:pos="4819" w:leader="none"/>
+        <w:tab w:val="right" w:pos="9638" w:leader="none"/>
+      </w:tabs>
+    </w:pPr>
+    <w:rPr/>
+  </w:style>
+  <w:style w:type="paragraph" w:styleId="Style15">
     <w:name w:val="Колонтитулы"/>
     <w:basedOn w:val="Normal"/>
     <w:qFormat/>
@@ -10185,54 +10233,14 @@
   </w:style>
   <w:style w:type="paragraph" w:styleId="Footer">
     <w:name w:val="footer"/>
-    <w:basedOn w:val="user2"/>
+    <w:basedOn w:val="Style15"/>
     <w:pPr>
       <w:suppressLineNumbers/>
     </w:pPr>
     <w:rPr/>
   </w:style>
-  <w:style w:type="paragraph" w:styleId="user2">
-    <w:name w:val="Колонтитулы (user)"/>
-    <w:basedOn w:val="Normal"/>
-    <w:qFormat/>
-    <w:pPr>
-      <w:suppressLineNumbers/>
-      <w:tabs>
-        <w:tab w:val="clear" w:pos="709"/>
-        <w:tab w:val="center" w:pos="4819" w:leader="none"/>
-        <w:tab w:val="right" w:pos="9638" w:leader="none"/>
-      </w:tabs>
-    </w:pPr>
-    <w:rPr/>
-  </w:style>
-  <w:style w:type="paragraph" w:styleId="user3">
-    <w:name w:val="Указатель (user)"/>
-    <w:basedOn w:val="Normal"/>
-    <w:qFormat/>
-    <w:pPr>
-      <w:suppressLineNumbers/>
-    </w:pPr>
-    <w:rPr>
-      <w:rFonts w:cs="Arial"/>
-    </w:rPr>
-  </w:style>
   <w:style w:type="paragraph" w:styleId="user4">
-    <w:name w:val="Заголовок (user)"/>
-    <w:basedOn w:val="Normal"/>
-    <w:next w:val="BodyText"/>
-    <w:qFormat/>
-    <w:pPr>
-      <w:keepNext w:val="true"/>
-      <w:spacing w:before="240" w:after="120"/>
-    </w:pPr>
-    <w:rPr>
-      <w:rFonts w:ascii="Liberation Sans" w:hAnsi="Liberation Sans" w:eastAsia="Microsoft YaHei" w:cs="Arial"/>
-      <w:sz w:val="28"/>
-      <w:szCs w:val="28"/>
-    </w:rPr>
-  </w:style>
-  <w:style w:type="paragraph" w:styleId="Style15">
-    <w:name w:val="Содержимое таблицы"/>
+    <w:name w:val="Содержимое таблицы (user)"/>
     <w:basedOn w:val="Normal"/>
     <w:qFormat/>
     <w:pPr>
